--- a/rapports/16_02_2026/THIMBANE/coh_EQ6_sup_013301110102.docx
+++ b/rapports/16_02_2026/THIMBANE/coh_EQ6_sup_013301110102.docx
@@ -25,7 +25,7 @@
         <w:br/>
         <w:t>Grappe: 013301110102</w:t>
         <w:br/>
-        <w:t>Date: 16/02/2026 a 12:41</w:t>
+        <w:t>Date: 16/02/2026 a 12:58</w:t>
       </w:r>
     </w:p>
     <w:p/>

--- a/rapports/16_02_2026/THIMBANE/coh_EQ6_sup_013301110102.docx
+++ b/rapports/16_02_2026/THIMBANE/coh_EQ6_sup_013301110102.docx
@@ -25,7 +25,7 @@
         <w:br/>
         <w:t>Grappe: 013301110102</w:t>
         <w:br/>
-        <w:t>Date: 16/02/2026 a 12:58</w:t>
+        <w:t>Date: 16/02/2026 a 13:06</w:t>
       </w:r>
     </w:p>
     <w:p/>
@@ -119,7 +119,7 @@
           </w:tcPr>
           <w:p>
             <w:r>
-              <w:t>28</w:t>
+              <w:t>26</w:t>
             </w:r>
           </w:p>
         </w:tc>
@@ -188,38 +188,6 @@
                 <w:color w:val="FFFFFF"/>
               </w:rPr>
               <w:t>Nb erreurs</w:t>
-            </w:r>
-          </w:p>
-        </w:tc>
-      </w:tr>
-      <w:tr>
-        <w:tc>
-          <w:tcPr>
-            <w:tcW w:type="dxa" w:w="3324"/>
-          </w:tcPr>
-          <w:p>
-            <w:r>
-              <w:t>Section0</w:t>
-            </w:r>
-          </w:p>
-        </w:tc>
-        <w:tc>
-          <w:tcPr>
-            <w:tcW w:type="dxa" w:w="3324"/>
-          </w:tcPr>
-          <w:p>
-            <w:r>
-              <w:t>Identification et renseignements de controle</w:t>
-            </w:r>
-          </w:p>
-        </w:tc>
-        <w:tc>
-          <w:tcPr>
-            <w:tcW w:type="dxa" w:w="3324"/>
-          </w:tcPr>
-          <w:p>
-            <w:r>
-              <w:t>12</w:t>
             </w:r>
           </w:p>
         </w:tc>
@@ -327,6 +295,38 @@
           </w:tcPr>
           <w:p>
             <w:r>
+              <w:t>Section0</w:t>
+            </w:r>
+          </w:p>
+        </w:tc>
+        <w:tc>
+          <w:tcPr>
+            <w:tcW w:type="dxa" w:w="3324"/>
+          </w:tcPr>
+          <w:p>
+            <w:r>
+              <w:t>Identification et renseignements de controle</w:t>
+            </w:r>
+          </w:p>
+        </w:tc>
+        <w:tc>
+          <w:tcPr>
+            <w:tcW w:type="dxa" w:w="3324"/>
+          </w:tcPr>
+          <w:p>
+            <w:r>
+              <w:t>10</w:t>
+            </w:r>
+          </w:p>
+        </w:tc>
+      </w:tr>
+      <w:tr>
+        <w:tc>
+          <w:tcPr>
+            <w:tcW w:type="dxa" w:w="3324"/>
+          </w:tcPr>
+          <w:p>
+            <w:r>
               <w:t>Section2</w:t>
             </w:r>
           </w:p>
@@ -347,7 +347,7 @@
           </w:tcPr>
           <w:p>
             <w:r>
-              <w:t>10</w:t>
+              <w:t>9</w:t>
             </w:r>
           </w:p>
         </w:tc>
@@ -391,38 +391,6 @@
           </w:tcPr>
           <w:p>
             <w:r>
-              <w:t>Section4a</w:t>
-            </w:r>
-          </w:p>
-        </w:tc>
-        <w:tc>
-          <w:tcPr>
-            <w:tcW w:type="dxa" w:w="3324"/>
-          </w:tcPr>
-          <w:p>
-            <w:r>
-              <w:t>Emploi</w:t>
-            </w:r>
-          </w:p>
-        </w:tc>
-        <w:tc>
-          <w:tcPr>
-            <w:tcW w:type="dxa" w:w="3324"/>
-          </w:tcPr>
-          <w:p>
-            <w:r>
-              <w:t>7</w:t>
-            </w:r>
-          </w:p>
-        </w:tc>
-      </w:tr>
-      <w:tr>
-        <w:tc>
-          <w:tcPr>
-            <w:tcW w:type="dxa" w:w="3324"/>
-          </w:tcPr>
-          <w:p>
-            <w:r>
               <w:t>Section3</w:t>
             </w:r>
           </w:p>
@@ -434,38 +402,6 @@
           <w:p>
             <w:r>
               <w:t>Sante</w:t>
-            </w:r>
-          </w:p>
-        </w:tc>
-        <w:tc>
-          <w:tcPr>
-            <w:tcW w:type="dxa" w:w="3324"/>
-          </w:tcPr>
-          <w:p>
-            <w:r>
-              <w:t>6</w:t>
-            </w:r>
-          </w:p>
-        </w:tc>
-      </w:tr>
-      <w:tr>
-        <w:tc>
-          <w:tcPr>
-            <w:tcW w:type="dxa" w:w="3324"/>
-          </w:tcPr>
-          <w:p>
-            <w:r>
-              <w:t>Section10b</w:t>
-            </w:r>
-          </w:p>
-        </w:tc>
-        <w:tc>
-          <w:tcPr>
-            <w:tcW w:type="dxa" w:w="3324"/>
-          </w:tcPr>
-          <w:p>
-            <w:r>
-              <w:t>caracteristiques entreprise non agricole</w:t>
             </w:r>
           </w:p>
         </w:tc>
@@ -508,6 +444,70 @@
           <w:p>
             <w:r>
               <w:t>5</w:t>
+            </w:r>
+          </w:p>
+        </w:tc>
+      </w:tr>
+      <w:tr>
+        <w:tc>
+          <w:tcPr>
+            <w:tcW w:type="dxa" w:w="3324"/>
+          </w:tcPr>
+          <w:p>
+            <w:r>
+              <w:t>Section4a</w:t>
+            </w:r>
+          </w:p>
+        </w:tc>
+        <w:tc>
+          <w:tcPr>
+            <w:tcW w:type="dxa" w:w="3324"/>
+          </w:tcPr>
+          <w:p>
+            <w:r>
+              <w:t>Emploi</w:t>
+            </w:r>
+          </w:p>
+        </w:tc>
+        <w:tc>
+          <w:tcPr>
+            <w:tcW w:type="dxa" w:w="3324"/>
+          </w:tcPr>
+          <w:p>
+            <w:r>
+              <w:t>4</w:t>
+            </w:r>
+          </w:p>
+        </w:tc>
+      </w:tr>
+      <w:tr>
+        <w:tc>
+          <w:tcPr>
+            <w:tcW w:type="dxa" w:w="3324"/>
+          </w:tcPr>
+          <w:p>
+            <w:r>
+              <w:t>Section10b</w:t>
+            </w:r>
+          </w:p>
+        </w:tc>
+        <w:tc>
+          <w:tcPr>
+            <w:tcW w:type="dxa" w:w="3324"/>
+          </w:tcPr>
+          <w:p>
+            <w:r>
+              <w:t>caracteristiques entreprise non agricole</w:t>
+            </w:r>
+          </w:p>
+        </w:tc>
+        <w:tc>
+          <w:tcPr>
+            <w:tcW w:type="dxa" w:w="3324"/>
+          </w:tcPr>
+          <w:p>
+            <w:r>
+              <w:t>4</w:t>
             </w:r>
           </w:p>
         </w:tc>
@@ -1416,13 +1416,9 @@
         <w:br/>
         <w:t xml:space="preserve">-  Avertissement!!!  MOUHAMADINE KOUNTA  possède un téléphone android mais dit n'avoir pas accès à l'internet, prière de confirmer cette information avec le QG ou la corriger. </w:t>
         <w:br/>
-        <w:t xml:space="preserve">-  Avertissement!!!  THIENO FALL  possède un téléphone android mais dit n'avoir pas accès à l'internet, prière de confirmer cette information avec le QG ou la corriger. </w:t>
-        <w:br/>
         <w:t xml:space="preserve">- Attention ! Le montant (5000 Fcfa) dépensé ou reçu en cadeau pour les cartes prépayées, les transferts de crédit et les abonnements de  MOUHAMED KOUNTA est relativement élevé par rapport aux autres montants depansés observés dans cette zone. Prière de corriger ou de confirmer avec le QG. </w:t>
         <w:br/>
         <w:t xml:space="preserve">- Incoherence! MARIEME FALL dispose d'un téléphone portable à s01q39, donc la raison évoquée ne peut pas être (ne dispose pas d'appareil). </w:t>
-        <w:br/>
-        <w:t xml:space="preserve">- Incoherence! NDEYE CAMARA dispose d'un téléphone portable à s01q39, donc la raison évoquée ne peut pas être (ne dispose pas d'appareil). </w:t>
         <w:br/>
         <w:t>- Les informations sur l'acte de naissance (ni Jours, ni mois et ni années) de  OULEIL DIA  manquent, s'il vous plait pouvez-vous fournir d'effort pour avoir ces informations.  Avertissement!!!  OULEIL DIA  possède un téléphone android mais dit n'avoir pas accès à l'internet, prière de confirmer cette information avec le QG ou la corriger.</w:t>
       </w:r>
@@ -1508,29 +1504,6 @@
           <w:color w:val="4672C4"/>
           <w:sz w:val="22"/>
         </w:rPr>
-        <w:t>&gt;&gt; Section4a - Emploi</w:t>
-      </w:r>
-    </w:p>
-    <w:p>
-      <w:pPr>
-        <w:ind w:left="283"/>
-      </w:pPr>
-      <w:r>
-        <w:rPr>
-          <w:sz w:val="20"/>
-        </w:rPr>
-        <w:t xml:space="preserve">- Avertissement! Généralement les jeunes hommes (10 à 25ans) font des travaux ménager soit apprendre les enfants à reviser leurs léçons ou d'autres cours, PAPA MOR SAMB n'a consacré aucune heure pour les travaux cités en s04q01, s04q02, s04q03, s04q04, s04q05, s04q06, s04q07 et s04q08.Prière de regarder pour corriger ou confirmer avec le QG. </w:t>
-        <w:br/>
-        <w:t>- Avertissement! Nombre d'heure que NDEYE CAMARA a consacré à son emploi au cours des 7 derniers jours est trop élevé, veuillez revoir s'il vous plait ou confirmer cette information avec le QG.</w:t>
-      </w:r>
-    </w:p>
-    <w:p>
-      <w:r>
-        <w:rPr>
-          <w:b/>
-          <w:color w:val="4672C4"/>
-          <w:sz w:val="22"/>
-        </w:rPr>
         <w:t>&gt;&gt; Section4b - Emploi - Activite principale</w:t>
       </w:r>
     </w:p>
@@ -1544,7 +1517,7 @@
         </w:rPr>
         <w:t xml:space="preserve">- || </w:t>
         <w:br/>
-        <w:t xml:space="preserve">- Attention ! Le nombre de jours que MOUHAMED KOUNTA a travaillés par mois semble être inférieur à 15. Veuillez, s'il vous plaît, confirmer cette information. Avertissement!!! MOUHAMED KOUNTA enquêté dans l'emploi principale n'a pas declaré son salaire prière de fournir plus d'effort pour lui demander son salire, vous pouvez utiliser des stratégies pour faire une estimation ou demander des conseils au QG. Avertissement!!! MOUHAMED KOUNTA enquêté dans l'emploi principale n'a pas declaré son revenu prière de fournir plus d'effort pour lui demander son revenu, vous pouvez utiliser des stratégies pour faire une estimation ou demander des conseils au QG. </w:t>
+        <w:t xml:space="preserve">- Avertissement!!! MOUHAMED KOUNTA enquêté dans l'emploi principale n'a pas declaré son salaire prière de fournir plus d'effort pour lui demander son salire, vous pouvez utiliser des stratégies pour faire une estimation ou demander des conseils au QG. Avertissement!!! MOUHAMED KOUNTA enquêté dans l'emploi principale n'a pas declaré son revenu prière de fournir plus d'effort pour lui demander son revenu, vous pouvez utiliser des stratégies pour faire une estimation ou demander des conseils au QG. </w:t>
         <w:br/>
         <w:t xml:space="preserve">- Avertissement!!! THIENO FALL enquêté dans l'emploi principale n'a pas declaré son salaire prière de fournir plus d'effort pour lui demander son salire, vous pouvez utiliser des stratégies pour faire une estimation ou demander des conseils au QG. Avertissement!!! THIENO FALL enquêté dans l'emploi principale n'a pas declaré son revenu prière de fournir plus d'effort pour lui demander son revenu, vous pouvez utiliser des stratégies pour faire une estimation ou demander des conseils au QG. </w:t>
         <w:br/>
@@ -1575,7 +1548,7 @@
         <w:rPr>
           <w:sz w:val="20"/>
         </w:rPr>
-        <w:t>- Attention ! Le prix unitaire d'achat (1000 Fcfa) de Patate douce en Kg (taille unique) est relativement élevé par rapport aux autres prix observés dans cette zone. Prière de corriger ou de confirmer avec le QG. Attention ! Le prix unitaire d'achat (200 Fcfa) de Courge en Morceau (Portion) (Moyen) est relativement élevé par rapport aux autres prix observés dans cette zone. Prière de corriger ou de confirmer avec le QG. Attention ! Le prix unitaire d'achat (200 Fcfa) de Orange  en Sachets (Moyen) est relativement faible par rapport aux autres prix observés dans cette zone. Prière de corriger ou de confirmer avec le QG. Attention ! Le prix unitaire d'achat (75 Fcfa) de Cube alimentaire (Maggi, Jumbo, ) en Sachets (Petit) est relativement faible par rapport aux autres prix observés dans cette zone. Prière de corriger ou de confirmer avec le QG. Avertissement!! La quantité (5.25 litre) du produit Huile d'arachide raffinée consommée  par le ménage semble très élevé, prière de corriger ou confirmer avec le QG. Avertissement!! Les quantités du Thé en feuille consommées en Sachets industriel semble incoherent car les ménages consomment géneralement en sachet ou en paquet, prière de corriger ou confirmer avec le QG. Avertissement!!! Le ménage a consommé 12 Paquet Petit de Thé en sachet, cette quantité semble anormale pour une consommation des 7 derniers jours.Prière de corriger ou de confirmer avec le QG. Avertissement!! le prix unitaire (150 Fcfa) de Thé en sachet (unité: Paquet) de taille Petit est très faible ou élevé. Prière de corriger ou de confirmer avec le QG. Incohérence!! Dans ce ménage, chaque individus consomme par jour 13.6215 Kg  de cereale; Prière de revoir les quantités prises de ces produits. Le prix d'achat unitaire (200 Fcfa) de Sel en Kg de taille  taille unique  est très faible, prière de regarder les reponses prises dans les questions s07bq07a s07bq07b s07bq07c s07bq08 pour mieux corriger. Difficile de consommer le Sel en Kg taille unique prière de verifier. Attention ! Le prix unitaire d'achat (200 Fcfa) de Sel en Kg (taille unique) est relativement faible par rapport aux autres prix observés dans cette zone. Prière de corriger ou de confirmer avec le QG.</w:t>
+        <w:t>- Attention ! Le prix unitaire d'achat (1000 Fcfa) de Patate douce en Kg (taille unique) est relativement élevé par rapport aux autres prix observés dans cette zone. Prière de corriger ou de confirmer avec le QG. Attention ! Le prix unitaire d'achat (200 Fcfa) de Courge en Morceau (Portion) (Moyen) est relativement élevé par rapport aux autres prix observés dans cette zone. Prière de corriger ou de confirmer avec le QG. Attention ! Le prix unitaire d'achat (66.66666 Fcfa) de Ail en Gousse (Moyen) est relativement faible par rapport aux autres prix observés dans cette zone. Prière de corriger ou de confirmer avec le QG. Attention ! Le prix unitaire d'achat (75 Fcfa) de Cube alimentaire (Maggi, Jumbo, ) en Sachets (Petit) est relativement faible par rapport aux autres prix observés dans cette zone. Prière de corriger ou de confirmer avec le QG. Avertissement!! La quantité (5.25 litre) du produit Huile d'arachide raffinée consommée  par le ménage semble très élevé, prière de corriger ou confirmer avec le QG. Avertissement!! Les quantités du Thé en feuille consommées en Sachets industriel semble incoherent car les ménages consomment géneralement en sachet ou en paquet, prière de corriger ou confirmer avec le QG. Avertissement!!! Le ménage a consommé 12 Paquet Petit de Thé en sachet, cette quantité semble anormale pour une consommation des 7 derniers jours.Prière de corriger ou de confirmer avec le QG. Avertissement!! le prix unitaire (150 Fcfa) de Thé en sachet (unité: Paquet) de taille Petit est très faible ou élevé. Prière de corriger ou de confirmer avec le QG. Incohérence!! Dans ce ménage, chaque individus consomme par jour 21.98757 Kg  de cereale; Prière de revoir les quantités prises de ces produits. Le prix d'achat unitaire (200 Fcfa) de Sel en Kg de taille  taille unique  est très faible, prière de regarder les reponses prises dans les questions s07bq07a s07bq07b s07bq07c s07bq08 pour mieux corriger. Difficile de consommer le Sel en Kg taille unique prière de verifier. Attention ! Le prix unitaire d'achat (200 Fcfa) de Sel en Kg (taille unique) est relativement faible par rapport aux autres prix observés dans cette zone. Prière de corriger ou de confirmer avec le QG.</w:t>
       </w:r>
     </w:p>
     <w:p>
@@ -1599,48 +1572,6 @@
         <w:t xml:space="preserve">- La dernière fois que vous avez acheté Charbon de bois/Charbon minéral est Dans le ménage et semble exister dans les modalités, prière de prendre attache avec le QG pour plus d'explication afin de la classer bien. </w:t>
         <w:br/>
         <w:t>-  La dernière fois que vous avez acheté Frais de blanchiment des vêtements, linge, etc. (Pressing) est dans le ménage et semble exister dans les modalités, prière de prendre attache avec le QG pour plus d'explication afin de la classer bien.</w:t>
-      </w:r>
-    </w:p>
-    <w:p>
-      <w:r>
-        <w:rPr>
-          <w:b/>
-          <w:color w:val="4672C4"/>
-          <w:sz w:val="22"/>
-        </w:rPr>
-        <w:t>&gt;&gt; Section9d - Depenses non-alimentaires - 3 mois</w:t>
-      </w:r>
-    </w:p>
-    <w:p>
-      <w:pPr>
-        <w:ind w:left="283"/>
-      </w:pPr>
-      <w:r>
-        <w:rPr>
-          <w:sz w:val="20"/>
-        </w:rPr>
-        <w:t>- Peu plausible! le montant de la dépense pour Transport inter-localité à traction animale semble trop élevé. Veuillez, s'il vous plaît, confirmer cette information avec le QG ou la corriger.</w:t>
-      </w:r>
-    </w:p>
-    <w:p>
-      <w:r>
-        <w:rPr>
-          <w:b/>
-          <w:color w:val="4672C4"/>
-          <w:sz w:val="22"/>
-        </w:rPr>
-        <w:t>&gt;&gt; Section10b - caracteristiques entreprise non agricole</w:t>
-      </w:r>
-    </w:p>
-    <w:p>
-      <w:pPr>
-        <w:ind w:left="283"/>
-      </w:pPr>
-      <w:r>
-        <w:rPr>
-          <w:sz w:val="20"/>
-        </w:rPr>
-        <w:t>- Le montant dépensé de L'entreprise vendeur de charbon pour l'achat de ces marchandises revendues en état, sans transformation ne peut être supérieur aux montants obtenus sur la revente de marchandises achetées et revendues en état au cours des 30 derniers jours ou durant le dernier mois où l'entreprise a fonctionné (s10q47 &gt; s10q46), prière de corriger.</w:t>
       </w:r>
     </w:p>
     <w:p>
@@ -2127,7 +2058,7 @@
         <w:rPr>
           <w:sz w:val="20"/>
         </w:rPr>
-        <w:t>- Attention ! Le prix unitaire d'achat (100 Fcfa) de Lait en poudre en Sachets industriel (Tres petit) est relativement faible par rapport aux autres prix observés dans cette zone. Prière de corriger ou de confirmer avec le QG. Attention ! Le prix unitaire d'achat (100 Fcfa) de Vinaigre de vin en Sachets (Petit) est relativement élevé par rapport aux autres prix observés dans cette zone. Prière de corriger ou de confirmer avec le QG. Attention ! Le prix unitaire d'achat (250 Fcfa) de Concentré de tomate en Sachets industriel (Moyen) est relativement élevé par rapport aux autres prix observés dans cette zone. Prière de corriger ou de confirmer avec le QG.</w:t>
+        <w:t>- Attention ! Le prix unitaire d'achat (100 Fcfa) de Vinaigre de vin en Sachets (Petit) est relativement élevé par rapport aux autres prix observés dans cette zone. Prière de corriger ou de confirmer avec le QG. Attention ! Le prix unitaire d'achat (250 Fcfa) de Concentré de tomate en Sachets industriel (Moyen) est relativement élevé par rapport aux autres prix observés dans cette zone. Prière de corriger ou de confirmer avec le QG.</w:t>
       </w:r>
     </w:p>
     <w:p>
@@ -3170,7 +3101,7 @@
         <w:rPr>
           <w:sz w:val="20"/>
         </w:rPr>
-        <w:t xml:space="preserve">- Peu probable! MAME DIABA NDOYE  n'arrive pas  à comprendre un petit texte lu dans une langue locale (s02q03). Veuillez corriger ou donner des explications au QG.  Incohérence ! seulement les écoles gouvermentales paient les cotisations (Gouvernement, communauté, ONG ou organisation humanitaire). veuillez, s'il vous plait, confirmer cette information de MAME DIABA NDOYE avec le QG ou apporter les corrections nécessaires. Le montant des frais de cantines ou de restauration pour l'année scolaire de MAME DIABA NDOYE est faible ou élevé. veuillez, s'il vous plait, confirmer ces informations avec le QG ou apporter les corrections nécessaires. Le montant des autres depenses pour l'année scolaire de MAME DIABA NDOYE est faible ou élevé. veuillez, s'il vous plait, confirmer ces informations avec le QG ou apporter les corrections nécessaires. </w:t>
+        <w:t xml:space="preserve">- Peu probable! MAME DIABA NDOYE  n'arrive pas  à comprendre un petit texte lu dans une langue locale (s02q03). Veuillez corriger ou donner des explications au QG.  Incohérence ! seulement les écoles gouvermentales paient les cotisations (Gouvernement, communauté, ONG ou organisation humanitaire). veuillez, s'il vous plait, confirmer cette information de MAME DIABA NDOYE avec le QG ou apporter les corrections nécessaires. Le montant des frais de cantines ou de restauration pour l'année scolaire de MAME DIABA NDOYE est faible ou élevé. veuillez, s'il vous plait, confirmer ces informations avec le QG ou apporter les corrections nécessaires. Le montant des autres depenses pour l'année scolaire de MAME DIABA NDOYE est faible ou élevé. veuillez, s'il vous plait, confirmer ces informations avec le QG ou apporter les corrections nécessaires. Attention ! Le frais de scolarité (12000 Fcfa) de MAME DIABA NDOYE en 3ème année de Primaire est relativement élevé par rapport aux autres frais de scolarités observés dans cette zone. Prière de corriger ou de confirmer avec le QG. </w:t>
         <w:br/>
         <w:t xml:space="preserve">- Peu probable! PENDA DIA  n'arrive pas  à comprendre un petit texte lu dans une langue locale (s02q03). Veuillez corriger ou donner des explications au QG. La filière de PENDA DIA est bfem et semble exister dans les modalités, prière de prendre attache avec le QG pour plus d'explication afin de la classer bien. </w:t>
         <w:br/>
@@ -3281,7 +3212,7 @@
         <w:rPr>
           <w:sz w:val="20"/>
         </w:rPr>
-        <w:t>- Attention ! Le prix unitaire d'achat (1000 Fcfa) de Citron en Sachets (Moyen) est relativement élevé par rapport aux autres prix observés dans cette zone. Prière de corriger ou de confirmer avec le QG. Attention ! Le prix unitaire d'achat (2000 Fcfa) de Capitaine frais en Tas (Moyen) est relativement élevé par rapport aux autres prix observés dans cette zone. Prière de corriger ou de confirmer avec le QG. Avertissement!! La quantité (4 litre) du produit Huile de soja  consommée  par le ménage semble très élevé, prière de corriger ou confirmer avec le QG. Avertissement!! Les quantités du Thé en feuille consommées en Sachets industriel semble incoherent car les ménages consomment géneralement en sachet ou en paquet, prière de corriger ou confirmer avec le QG. Avertissement!!! Le ménage a consommé 20 Pièce Petit de Caramel, bonbons, confiseries, etc., cette quantité semble anormale pour une consommation des 7 derniers jours.Prière de corriger ou de confirmer avec le QG. Avertissement!!! Le ménage a consommé 24 Pièce Petit de Sucre en morceaux, cette quantité semble anormale pour une consommation des 7 derniers jours.Prière de corriger ou de confirmer avec le QG. Le prix d'achat unitaire (480 Fcfa) de Riz importé parfumé en Sac (25 Kg) de taille taille unique est très faible, prière de regarder les reponses prises dans les questions s07bq07a s07bq07b s07bq07c s07bq08 pour mieux corriger. Attention ! Le prix unitaire d'achat (480 Fcfa) de Riz importé parfumé en Sac (25 Kg) (taille unique) est relativement faible par rapport aux autres prix observés dans cette zone. Prière de corriger ou de confirmer avec le QG. Le prix d'achat unitaire (6000 Fcfa) de Silure séché en Kg de taille taille unique prière de regarder les reponses prises dans les questions s07bq07a s07bq07b s07bq07c s07bq08 pour mieux corriger.</w:t>
+        <w:t>- Attention ! Le prix unitaire d'achat (1000 Fcfa) de Citron en Sachets (Moyen) est relativement élevé par rapport aux autres prix observés dans cette zone. Prière de corriger ou de confirmer avec le QG. Attention ! Le prix unitaire d'achat (2000 Fcfa) de Capitaine frais en Tas (Moyen) est relativement élevé par rapport aux autres prix observés dans cette zone. Prière de corriger ou de confirmer avec le QG. Attention ! Soupçons de quantité anormale! Le ménage de penda dia avec une taille de 5 personnes a consommé 17 Pièce en taille unique de Œufs frais qui est relativement élevé comme consommation par rapport à la condition de vie des autres ménages de même taille dans cette zone. Prière de corriger ou de confirmer avec le QG. Attention ! Soupçons de quantité anormale! Le ménage de penda dia avec une taille de 5 personnes a consommé 3 Pièce en Moyen de Pastèque qui est relativement élevé comme consommation par rapport à la condition de vie des autres ménages de même taille dans cette zone. Prière de corriger ou de confirmer avec le QG. Avertissement!! La quantité (4 litre) du produit Huile de soja  consommée  par le ménage semble très élevé, prière de corriger ou confirmer avec le QG. Avertissement!! Les quantités du Thé en feuille consommées en Sachets industriel semble incoherent car les ménages consomment géneralement en sachet ou en paquet, prière de corriger ou confirmer avec le QG. Avertissement!!! Le ménage a consommé 20 Pièce Petit de Caramel, bonbons, confiseries, etc., cette quantité semble anormale pour une consommation des 7 derniers jours.Prière de corriger ou de confirmer avec le QG. Avertissement!!! Le ménage a consommé 24 Pièce Petit de Sucre en morceaux, cette quantité semble anormale pour une consommation des 7 derniers jours.Prière de corriger ou de confirmer avec le QG. Le prix d'achat unitaire (480 Fcfa) de Riz importé parfumé en Sac (25 Kg) de taille taille unique est très faible, prière de regarder les reponses prises dans les questions s07bq07a s07bq07b s07bq07c s07bq08 pour mieux corriger. Attention ! Le prix unitaire d'achat (480 Fcfa) de Riz importé parfumé en Sac (25 Kg) (taille unique) est relativement faible par rapport aux autres prix observés dans cette zone. Prière de corriger ou de confirmer avec le QG. Le prix d'achat unitaire (6000 Fcfa) de Silure séché en Kg de taille taille unique prière de regarder les reponses prises dans les questions s07bq07a s07bq07b s07bq07c s07bq08 pour mieux corriger.</w:t>
       </w:r>
     </w:p>
     <w:p>
@@ -3368,27 +3299,6 @@
           <w:sz w:val="20"/>
         </w:rPr>
         <w:t>- En cas de coupure de courant du réseau, la source d’énergie que le ménage utilise est bougie et semble exister dans les modalités, prière de prendre attache avec le QG pour plus d'explication afin de la classer bien. La dernière fois qu'un enfant de moins de 5 ans a passé des selles est elles ont toillete avec chaise englais et semble exister dans les modalités, prière de prendre attache avec le QG pour plus d'explication afin de la classer bien.</w:t>
-      </w:r>
-    </w:p>
-    <w:p>
-      <w:r>
-        <w:rPr>
-          <w:b/>
-          <w:color w:val="4672C4"/>
-          <w:sz w:val="22"/>
-        </w:rPr>
-        <w:t>&gt;&gt; Section12 - Actifs du menage</w:t>
-      </w:r>
-    </w:p>
-    <w:p>
-      <w:pPr>
-        <w:ind w:left="283"/>
-      </w:pPr>
-      <w:r>
-        <w:rPr>
-          <w:sz w:val="20"/>
-        </w:rPr>
-        <w:t>- Attention ! Bonbonne de gaz a été revendu à 3000 Fcfa qui est relativement faible par rapport aux autres prix de revente observés dans cette zone. Prière de corriger ou de confirmer avec le QG.</w:t>
       </w:r>
     </w:p>
     <w:p>
@@ -3755,27 +3665,6 @@
           <w:color w:val="4672C4"/>
           <w:sz w:val="22"/>
         </w:rPr>
-        <w:t>&gt;&gt; Section0 - Identification et renseignements de controle</w:t>
-      </w:r>
-    </w:p>
-    <w:p>
-      <w:pPr>
-        <w:ind w:left="283"/>
-      </w:pPr>
-      <w:r>
-        <w:rPr>
-          <w:sz w:val="20"/>
-        </w:rPr>
-        <w:t>- Le questionnaire semble ne pas être complètement fini mais le questionnaire est en statut complet, prière de compléter le questionnaire.</w:t>
-      </w:r>
-    </w:p>
-    <w:p>
-      <w:r>
-        <w:rPr>
-          <w:b/>
-          <w:color w:val="4672C4"/>
-          <w:sz w:val="22"/>
-        </w:rPr>
         <w:t>&gt;&gt; Section1 - Caracteristiques des membres</w:t>
       </w:r>
     </w:p>
@@ -3854,11 +3743,7 @@
         <w:rPr>
           <w:sz w:val="20"/>
         </w:rPr>
-        <w:t xml:space="preserve">- Attention ! Le nombre de jours que BINETA MBAYE a travaillés par mois semble être inférieur à 15. Veuillez, s'il vous plaît, confirmer cette information. </w:t>
-        <w:br/>
-        <w:t xml:space="preserve">- Attention ! Le nombre de jours que MOR SEYE a travaillés par mois semble être inférieur à 15. Veuillez, s'il vous plaît, confirmer cette information. </w:t>
-        <w:br/>
-        <w:t>- Avertissement!!! BATHIE SEYE enquêté dans l'emploi principale n'a pas declaré son salaire prière de fournir plus d'effort pour lui demander son salire, vous pouvez utiliser des stratégies pour faire une estimation ou demander des conseils au QG. Avertissement!!! BATHIE SEYE enquêté dans l'emploi principale n'a pas declaré son revenu prière de fournir plus d'effort pour lui demander son revenu, vous pouvez utiliser des stratégies pour faire une estimation ou demander des conseils au QG.</w:t>
+        <w:t>- Attention ! Le nombre de jours que BINETA MBAYE a travaillés par mois semble être inférieur à 15. Veuillez, s'il vous plaît, confirmer cette information.</w:t>
       </w:r>
     </w:p>
     <w:p>
@@ -3879,7 +3764,7 @@
         <w:rPr>
           <w:sz w:val="20"/>
         </w:rPr>
-        <w:t>- Attention ! Le prix unitaire d'achat (800 Fcfa) de Sucre en poudre  en Kg (taille unique) est relativement élevé par rapport aux autres prix observés dans cette zone. Prière de corriger ou de confirmer avec le QG. Attention ! Soupçons de quantité anormale! Le ménage de BINTA MBAYE avec une taille de 5 personnes a consommé 3 Sachets en Petit de Sel qui est relativement élevé comme consommation par rapport à la condition de vie des autres ménages de même taille dans cette zone. Prière de corriger ou de confirmer avec le QG. Avertissement!!!Le ménage a consommé 49 Sachets industriel de Moyen de Eau minérale/filtrée en sachet  ce qui semble incoherent pour une consommation aucours des 7 derniers jours, prière de verifier et corriger. Incohérence!! Dans ce ménage, chaque individus consomme par jour 15.10714 Kg  de cereale; Prière de revoir les quantités prises de ces produits.</w:t>
+        <w:t>- Attention ! Le prix unitaire d'achat (800 Fcfa) de Sucre en poudre  en Kg (taille unique) est relativement élevé par rapport aux autres prix observés dans cette zone. Prière de corriger ou de confirmer avec le QG. Attention ! Soupçons de quantité anormale! Le ménage de BINTA MBAYE avec une taille de 5 personnes a consommé 3 Sachets en Petit de Sel qui est relativement élevé comme consommation par rapport à la condition de vie des autres ménages de même taille dans cette zone. Prière de corriger ou de confirmer avec le QG. Attention ! Soupçons de quantité anormale! Le ménage de BINTA MBAYE avec une taille de 5 personnes a consommé 3 Tas en Moyen de Poireau qui est relativement élevé comme consommation par rapport à la condition de vie des autres ménages de même taille dans cette zone. Prière de corriger ou de confirmer avec le QG. Attention ! Soupçons de quantité anormale! Le ménage de BINTA MBAYE avec une taille de 5 personnes a consommé 7 Morceau (Portion) en Moyen de Escargots qui est relativement élevé comme consommation par rapport à la condition de vie des autres ménages de même taille dans cette zone. Prière de corriger ou de confirmer avec le QG. Attention ! Soupçons de quantité anormale! Le ménage de BINTA MBAYE avec une taille de 5 personnes a consommé 7 Pièce en Moyen de Aubergine   qui est relativement élevé comme consommation par rapport à la condition de vie des autres ménages de même taille dans cette zone. Prière de corriger ou de confirmer avec le QG. Avertissement!!!Le ménage a consommé 49 Sachets industriel de Moyen de Eau minérale/filtrée en sachet  ce qui semble incoherent pour une consommation aucours des 7 derniers jours, prière de verifier et corriger. Incohérence!! Dans ce ménage, chaque individus consomme par jour 25.75343 Kg  de cereale; Prière de revoir les quantités prises de ces produits.</w:t>
       </w:r>
     </w:p>
     <w:p>
@@ -4246,27 +4131,6 @@
           <w:color w:val="4672C4"/>
           <w:sz w:val="22"/>
         </w:rPr>
-        <w:t>&gt;&gt; Section0 - Identification et renseignements de controle</w:t>
-      </w:r>
-    </w:p>
-    <w:p>
-      <w:pPr>
-        <w:ind w:left="283"/>
-      </w:pPr>
-      <w:r>
-        <w:rPr>
-          <w:sz w:val="20"/>
-        </w:rPr>
-        <w:t>- Le questionnaire semble ne pas être complètement fini mais le questionnaire est en statut complet, prière de compléter le questionnaire.</w:t>
-      </w:r>
-    </w:p>
-    <w:p>
-      <w:r>
-        <w:rPr>
-          <w:b/>
-          <w:color w:val="4672C4"/>
-          <w:sz w:val="22"/>
-        </w:rPr>
         <w:t>&gt;&gt; Section1 - Caracteristiques des membres</w:t>
       </w:r>
     </w:p>
@@ -4278,17 +4142,9 @@
         <w:rPr>
           <w:sz w:val="20"/>
         </w:rPr>
-        <w:t xml:space="preserve">- Avertissement!!!  ANSOU BIAYE  possède un téléphone android mais dit n'avoir pas accès à l'internet, prière de confirmer cette information avec le QG ou la corriger. </w:t>
+        <w:t xml:space="preserve">- Avertissement! Veuillez renseigner par oui ou non toutes les modalités de la question s01q47. Attention ! Le montant (5000 Fcfa) dépensé ou reçu en cadeau pour les cartes prépayées, les transferts de crédit et les abonnements de  SOPHY DIOP est relativement élevé par rapport aux autres montants depansés observés dans cette zone. Prière de corriger ou de confirmer avec le QG. </w:t>
         <w:br/>
-        <w:t xml:space="preserve">-  Avertissement!!!  ANTA DIOP  possède un téléphone android mais dit n'avoir pas accès à l'internet, prière de confirmer cette information avec le QG ou la corriger. La raison principale que ANTA DIOP envisage de migrer est rendre visite un parent et semble exister dans les modalités, prière de prendre attache avec le QG pour plus d'explication afin de la classer bien. </w:t>
-        <w:br/>
-        <w:t xml:space="preserve">-  Avertissement!!!  CHEIKH NGOM  possède un téléphone android mais dit n'avoir pas accès à l'internet, prière de confirmer cette information avec le QG ou la corriger. </w:t>
-        <w:br/>
-        <w:t xml:space="preserve">-  Avertissement!!!  DIEYNABA NDIAYE  possède un téléphone android mais dit n'avoir pas accès à l'internet, prière de confirmer cette information avec le QG ou la corriger. </w:t>
-        <w:br/>
-        <w:t xml:space="preserve">-  Avertissement!!!  MARIETOU SADIO  possède un téléphone android mais dit n'avoir pas accès à l'internet, prière de confirmer cette information avec le QG ou la corriger. </w:t>
-        <w:br/>
-        <w:t>-  Avertissement!!!  SOPHY DIOP  possède un téléphone android mais dit n'avoir pas accès à l'internet, prière de confirmer cette information avec le QG ou la corriger.  Avertissement! Veuillez renseigner par oui ou non toutes les modalités de la question s01q47. Attention ! Le montant (5000 Fcfa) dépensé ou reçu en cadeau pour les cartes prépayées, les transferts de crédit et les abonnements de  SOPHY DIOP est relativement élevé par rapport aux autres montants depansés observés dans cette zone. Prière de corriger ou de confirmer avec le QG.</w:t>
+        <w:t>- La raison principale que ANTA DIOP envisage de migrer est rendre visite un parent et semble exister dans les modalités, prière de prendre attache avec le QG pour plus d'explication afin de la classer bien.</w:t>
       </w:r>
     </w:p>
     <w:p>
@@ -4311,11 +4167,9 @@
         </w:rPr>
         <w:t xml:space="preserve">- La filière de SOPHY DIOP est santé et semble exister dans les modalités, prière de prendre attache avec le QG pour plus d'explication afin de la classer bien. Le domaine que SOPHY DIOP bénéficié de cette formation est santée et semble exister dans les modalités, prière de prendre attache avec le QG pour plus d'explication afin de la classer bien. </w:t>
         <w:br/>
-        <w:t xml:space="preserve">- Peu probable! ANSOU BIAYE  n'arrive pas  à comprendre un petit texte lu dans une langue locale (s02q03). Veuillez corriger ou donner des explications au QG. La raison principale ANSOU BIAYE abandonné l'école en cours d'année est prefere un emploi et semble exister dans les modalités, prière de prendre attache avec le QG pour plus d'explication afin de la classer bien. </w:t>
+        <w:t xml:space="preserve">- La raison principale ANSOU BIAYE abandonné l'école en cours d'année est prefere un emploi et semble exister dans les modalités, prière de prendre attache avec le QG pour plus d'explication afin de la classer bien. </w:t>
         <w:br/>
         <w:t xml:space="preserve">- Peu probable! ANTA DIOP  n'arrive pas  à comprendre un petit texte lu dans une langue locale (s02q03). Veuillez corriger ou donner des explications au QG. </w:t>
-        <w:br/>
-        <w:t xml:space="preserve">- Peu probable! DIEYNABA NDIAYE  n'arrive pas  à comprendre un petit texte lu dans une langue locale (s02q03). Veuillez corriger ou donner des explications au QG. </w:t>
         <w:br/>
         <w:t xml:space="preserve">- Peu probable! FATOU  GOM  n'arrive pas  à comprendre un petit texte lu dans une langue locale (s02q03). Veuillez corriger ou donner des explications au QG. Peu probable! FATOU  GOM  ne sait ni lire, ni écrire, ni comprendre dans aucune des langues  (s02q01,s02q02,s02q03). Veuillez corriger ou donner des explications au QG. </w:t>
         <w:br/>
@@ -4365,13 +4219,11 @@
         <w:rPr>
           <w:sz w:val="20"/>
         </w:rPr>
-        <w:t xml:space="preserve">- || Attention ! Le nombre de jours que ANTA DIOP a travaillés par mois semble être inférieur à 15. Veuillez, s'il vous plaît, confirmer cette information. </w:t>
+        <w:t xml:space="preserve">- || </w:t>
         <w:br/>
         <w:t xml:space="preserve">- Avertissement!!! ANSOU BIAYE enquêté dans l'emploi principale n'a pas declaré son salaire prière de fournir plus d'effort pour lui demander son salire, vous pouvez utiliser des stratégies pour faire une estimation ou demander des conseils au QG. Avertissement!!! ANSOU BIAYE enquêté dans l'emploi principale n'a pas declaré son revenu prière de fournir plus d'effort pour lui demander son revenu, vous pouvez utiliser des stratégies pour faire une estimation ou demander des conseils au QG. </w:t>
         <w:br/>
-        <w:t xml:space="preserve">- Avertissement!!! SOPHY DIOP enquêté dans l'emploi principale n'a pas declaré son salaire prière de fournir plus d'effort pour lui demander son salire, vous pouvez utiliser des stratégies pour faire une estimation ou demander des conseils au QG. Avertissement!!! SOPHY DIOP enquêté dans l'emploi principale n'a pas declaré son revenu prière de fournir plus d'effort pour lui demander son revenu, vous pouvez utiliser des stratégies pour faire une estimation ou demander des conseils au QG. Incoherence! SOPHY DIOP a comme secteur institutionel Etat/Collectivité locale ou Entreprise Publique/Parapublique et dit n'avoir pas un bulletin de salaire, prière de corriger cette incoherence. Avertissement!!! SOPHY DIOP est un Personnel infirmier (niveau intermédiaire) qui travaille dans Entreprise publique/ parapublique et a declaré comme catégorie socioprofessionnelle Ouvrier ou employé qualifié , prière de vérifier cette information de catégorie socioprofessionnelle auprès de l'enquêté (e) ou confirmer avec le QG. </w:t>
-        <w:br/>
-        <w:t>- Nombre de mois exercé par TALLA NGOM dans l'emploi au cours des 12 derniers mois semble faible, veuillez corriger s'il vous plait ou comfirmer avec le QG.</w:t>
+        <w:t>- Avertissement!!! SOPHY DIOP enquêté dans l'emploi principale n'a pas declaré son salaire prière de fournir plus d'effort pour lui demander son salire, vous pouvez utiliser des stratégies pour faire une estimation ou demander des conseils au QG. Avertissement!!! SOPHY DIOP enquêté dans l'emploi principale n'a pas declaré son revenu prière de fournir plus d'effort pour lui demander son revenu, vous pouvez utiliser des stratégies pour faire une estimation ou demander des conseils au QG. Incoherence! SOPHY DIOP a comme secteur institutionel Etat/Collectivité locale ou Entreprise Publique/Parapublique et dit n'avoir pas un bulletin de salaire, prière de corriger cette incoherence. Avertissement!!! SOPHY DIOP est un Personnel infirmier (niveau intermédiaire) qui travaille dans Entreprise publique/ parapublique et a declaré comme catégorie socioprofessionnelle Stagière ou Apprenti rénuméré , prière de vérifier cette information de catégorie socioprofessionnelle auprès de l'enquêté (e) ou confirmer avec le QG.</w:t>
       </w:r>
     </w:p>
     <w:p>
@@ -4392,30 +4244,7 @@
         <w:rPr>
           <w:sz w:val="20"/>
         </w:rPr>
-        <w:t xml:space="preserve">- Avertissement!!! DIEYNABA NDIAYE a demandé un crédit auprès d'une institution financière au cours des 12 derniers mois, qui a obtenu un crédit auprès d'une de ces institutions au cours des 12 derniers mois dit n'avoir pas beneficer de crédit immobilier. Veuillez vous rassurez réellement que la personne n'a pas affecté de crédit immobilier. </w:t>
-        <w:br/>
-        <w:t>- Avertissement!!! SOPHY DIOP est un Personnel infirmier (niveau intermédiaire) qui travaille dans Entreprise publique/ parapublique et est un Ouvrier ou employé qualifié mais dit n'avoir pas de compte dans une banque classique, prière de vérifier auprès de l'enquêté (e) ou confirmer avec le QG.</w:t>
-      </w:r>
-    </w:p>
-    <w:p>
-      <w:r>
-        <w:rPr>
-          <w:b/>
-          <w:color w:val="4672C4"/>
-          <w:sz w:val="22"/>
-        </w:rPr>
-        <w:t>&gt;&gt; Section7a2 - Repas pris a l'exterieur du menage</w:t>
-      </w:r>
-    </w:p>
-    <w:p>
-      <w:pPr>
-        <w:ind w:left="283"/>
-      </w:pPr>
-      <w:r>
-        <w:rPr>
-          <w:sz w:val="20"/>
-        </w:rPr>
-        <w:t>- Le montant total declaré de SOPHY DIOP concernant les repas pris à l'extérieur du ménage au cours des 7 jours semble élevé. Prière de vérifier et de corriger ou de confirmer ces informations avec le QG.</w:t>
+        <w:t>- Avertissement!!! SOPHY DIOP est un Personnel infirmier (niveau intermédiaire) qui travaille dans Entreprise publique/ parapublique et est un Stagière ou Apprenti rénuméré mais dit n'avoir pas de compte dans une banque classique, prière de vérifier auprès de l'enquêté (e) ou confirmer avec le QG.</w:t>
       </w:r>
     </w:p>
     <w:p>
@@ -4436,28 +4265,7 @@
         <w:rPr>
           <w:sz w:val="20"/>
         </w:rPr>
-        <w:t>- Attention ! Le prix unitaire d'achat (500 Fcfa) de Autres légumes en feuilles en Sachets (Moyen) est relativement élevé par rapport aux autres prix observés dans cette zone. Prière de corriger ou de confirmer avec le QG. Avertissement!!! Le ménage a consommé 10 Cuillère Petit de Chocolat pâte à tartiner, cette quantité semble anormale pour une consommation des 7 derniers jours.Prière de corriger ou de confirmer avec le QG. Difficile de consommer le Sel en Sachets industriel Moyen prière de verifier.</w:t>
-      </w:r>
-    </w:p>
-    <w:p>
-      <w:r>
-        <w:rPr>
-          <w:b/>
-          <w:color w:val="4672C4"/>
-          <w:sz w:val="22"/>
-        </w:rPr>
-        <w:t>&gt;&gt; Section8 - Sécurite alimentaire</w:t>
-      </w:r>
-    </w:p>
-    <w:p>
-      <w:pPr>
-        <w:ind w:left="283"/>
-      </w:pPr>
-      <w:r>
-        <w:rPr>
-          <w:sz w:val="20"/>
-        </w:rPr>
-        <w:t>- Prière de fournir d'effort pour avoir des réponses exactes au lieu de NSP ou Refus. Prière de demander le ménage pour renseigner le reste (Section 8).</w:t>
+        <w:t>- Attention ! Le prix unitaire d'achat (100 Fcfa) de Pain moderne (Rond) en Pièce (Moyen) est relativement faible par rapport aux autres prix observés dans cette zone. Prière de corriger ou de confirmer avec le QG. Attention ! Le prix unitaire d'achat (300 Fcfa) de Mâchoiron séchée (Kon) en Tas (Petit) est relativement élevé par rapport aux autres prix observés dans cette zone. Prière de corriger ou de confirmer avec le QG. Attention ! Le prix unitaire d'achat (50 Fcfa) de Ail en Gousse (Moyen) est relativement faible par rapport aux autres prix observés dans cette zone. Prière de corriger ou de confirmer avec le QG. Avertissement!!! Le ménage a consommé 10 Cuillère Petit de Chocolat pâte à tartiner, cette quantité semble anormale pour une consommation des 7 derniers jours.Prière de corriger ou de confirmer avec le QG. Difficile de consommer le Sel en Sachets industriel Moyen prière de verifier.</w:t>
       </w:r>
     </w:p>
     <w:p>
@@ -4544,27 +4352,6 @@
           <w:sz w:val="20"/>
         </w:rPr>
         <w:t>- L'enquêteur prière de fournir d'effort pour avoir le niveau d'étude et l'âge de celui qui a béneficié de l'argent dans la section 13b (Transfert emis). L'âge du béneficiaire d'argent dans la section 13b (Transfert emis) semble incoherent voir élévé, prière de verifier ou corriger.</w:t>
-      </w:r>
-    </w:p>
-    <w:p>
-      <w:r>
-        <w:rPr>
-          <w:b/>
-          <w:color w:val="4672C4"/>
-          <w:sz w:val="22"/>
-        </w:rPr>
-        <w:t>&gt;&gt; Section15 - Filets sociaux</w:t>
-      </w:r>
-    </w:p>
-    <w:p>
-      <w:pPr>
-        <w:ind w:left="283"/>
-      </w:pPr>
-      <w:r>
-        <w:rPr>
-          <w:sz w:val="20"/>
-        </w:rPr>
-        <w:t>- Le temps que le ménage a réçu pour Soins gratuits pour les enfants de moins de 5 ans par jour semble incoherent. Prière de corriger.</w:t>
       </w:r>
     </w:p>
     <w:p>
@@ -5047,7 +4834,7 @@
         <w:rPr>
           <w:sz w:val="20"/>
         </w:rPr>
-        <w:t>- Avertissement! Nombre de mois que KHANGEL SENE a exercé dans l'emploi au cours des 12 derniers mois est de 0 mois, veuillez corriger s'il vous plait.Nombre de mois exercé par KHANGEL SENE dans l'emploi au cours des 12 derniers mois semble faible, veuillez corriger s'il vous plait ou comfirmer avec le QG.</w:t>
+        <w:t>- Nombre de mois exercé par KHANGEL SENE dans l'emploi au cours des 12 derniers mois semble faible, veuillez corriger s'il vous plait ou comfirmer avec le QG.</w:t>
       </w:r>
     </w:p>
     <w:p>
@@ -5068,7 +4855,7 @@
         <w:rPr>
           <w:sz w:val="20"/>
         </w:rPr>
-        <w:t>- Attention ! Le prix unitaire d'achat (100 Fcfa) de Gombo en poudre en Sachets (Tres petit) est relativement élevé par rapport aux autres prix observés dans cette zone. Prière de corriger ou de confirmer avec le QG. Attention ! Le prix unitaire d'achat (2083.333 Fcfa) de Huile de soja  en Litre (taille unique) est relativement élevé par rapport aux autres prix observés dans cette zone. Prière de corriger ou de confirmer avec le QG. Attention ! Le prix unitaire d'achat (50 Fcfa) de Cube alimentaire (Maggi, Jumbo, ) en Cube (Moyen) est relativement élevé par rapport aux autres prix observés dans cette zone. Prière de corriger ou de confirmer avec le QG. Avertissement!!! Le ménage a consommé 0.12 Bouteille Moyen de Huile de palme brute, cette quantité semble anormale pour une consommation des 7 derniers jours. prière de corriger ou de confirmer avec le QG. Attention ! Soupçons de quantité anormale! Le ménage de COUMBA SENE avec une taille de 6 personnes a consommé .12 Bouteille en Moyen de Huile de palme brute qui est relativement élevé comme consommation par rapport à la condition de vie des autres ménages de même taille dans cette zone. Prière de corriger ou de confirmer avec le QG. Avertissement!!! Le ménage a consommé 14 Sachets Petit de Sucre en poudre , cette quantité semble anormale pour une consommation des 7 derniers jours.Prière de corriger ou de confirmer avec le QG. Attention ! Le prix unitaire d'achat (50 Fcfa) de Sucre en poudre  en Sachets (Petit) est relativement faible par rapport aux autres prix observés dans cette zone. Prière de corriger ou de confirmer avec le QG. Incohérence!! Dans ce ménage, chaque individus consomme par jour 46.58928 Kg  de cereale; Prière de revoir les quantités prises de ces produits.</w:t>
+        <w:t>- Attention ! Le prix unitaire d'achat (100 Fcfa) de Gombo en poudre en Sachets (Tres petit) est relativement élevé par rapport aux autres prix observés dans cette zone. Prière de corriger ou de confirmer avec le QG. Attention ! Le prix unitaire d'achat (2083.333 Fcfa) de Huile de soja  en Litre (taille unique) est relativement élevé par rapport aux autres prix observés dans cette zone. Prière de corriger ou de confirmer avec le QG. Attention ! Le prix unitaire d'achat (25 Fcfa) de Café en poudre soluble en Sachets (Tres petit) est relativement faible par rapport aux autres prix observés dans cette zone. Prière de corriger ou de confirmer avec le QG. Attention ! Le prix unitaire d'achat (50 Fcfa) de Cube alimentaire (Maggi, Jumbo, ) en Cube (Moyen) est relativement élevé par rapport aux autres prix observés dans cette zone. Prière de corriger ou de confirmer avec le QG. Avertissement!!! Le ménage a consommé 0.12 Bouteille Moyen de Huile de palme brute, cette quantité semble anormale pour une consommation des 7 derniers jours. prière de corriger ou de confirmer avec le QG. Attention ! Soupçons de quantité anormale! Le ménage de COUMBA SENE avec une taille de 6 personnes a consommé .12 Bouteille en Moyen de Huile de palme brute qui est relativement élevé comme consommation par rapport à la condition de vie des autres ménages de même taille dans cette zone. Prière de corriger ou de confirmer avec le QG. Avertissement!!! Le ménage a consommé 14 Sachets Petit de Sucre en poudre , cette quantité semble anormale pour une consommation des 7 derniers jours.Prière de corriger ou de confirmer avec le QG. Attention ! Le prix unitaire d'achat (50 Fcfa) de Sucre en poudre  en Sachets (Petit) est relativement faible par rapport aux autres prix observés dans cette zone. Prière de corriger ou de confirmer avec le QG. Incohérence!! Dans ce ménage, chaque individus consomme par jour 75.20834 Kg  de cereale; Prière de revoir les quantités prises de ces produits.</w:t>
       </w:r>
     </w:p>
     <w:p>
@@ -5111,27 +4898,6 @@
           <w:sz w:val="20"/>
         </w:rPr>
         <w:t>- La section 16 du ménage de COUMBA SENE n'est pas renseigné, prière de renseigner.</w:t>
-      </w:r>
-    </w:p>
-    <w:p>
-      <w:r>
-        <w:rPr>
-          <w:b/>
-          <w:color w:val="4672C4"/>
-          <w:sz w:val="22"/>
-        </w:rPr>
-        <w:t>&gt;&gt; Section17 - Elevage</w:t>
-      </w:r>
-    </w:p>
-    <w:p>
-      <w:pPr>
-        <w:ind w:left="283"/>
-      </w:pPr>
-      <w:r>
-        <w:rPr>
-          <w:sz w:val="20"/>
-        </w:rPr>
-        <w:t>- Avertissement! la valeur de l'achat (860 Fcfa) d'un Poules / poulets est trop petite ou élevée. Veuillez confirmer ces informations avec le QG ou apporter les corrections nécessaires.</w:t>
       </w:r>
     </w:p>
     <w:p>
@@ -5530,7 +5296,7 @@
         <w:rPr>
           <w:sz w:val="20"/>
         </w:rPr>
-        <w:t>- Incohérence!! Dans ce ménage, chaque individus consomme par jour 208.4814 Kg  de cereale; Prière de revoir les quantités prises de ces produits.</w:t>
+        <w:t>- Attention ! Le prix unitaire d'achat (250 Fcfa) de Feuilles de  Haricot en Sachets (Moyen) est relativement élevé par rapport aux autres prix observés dans cette zone. Prière de corriger ou de confirmer avec le QG. Incohérence!! Dans ce ménage, chaque individus consomme par jour 406.0886 Kg  de cereale; Prière de revoir les quantités prises de ces produits.</w:t>
       </w:r>
     </w:p>
     <w:p>
@@ -5939,48 +5705,6 @@
           <w:color w:val="4672C4"/>
           <w:sz w:val="22"/>
         </w:rPr>
-        <w:t>&gt;&gt; Section2 - Education</w:t>
-      </w:r>
-    </w:p>
-    <w:p>
-      <w:pPr>
-        <w:ind w:left="283"/>
-      </w:pPr>
-      <w:r>
-        <w:rPr>
-          <w:sz w:val="20"/>
-        </w:rPr>
-        <w:t>- Peu probable! DIENYNABA SARR  n'arrive pas  à comprendre un petit texte lu dans une langue locale (s02q03). Veuillez corriger ou donner des explications au QG.</w:t>
-      </w:r>
-    </w:p>
-    <w:p>
-      <w:r>
-        <w:rPr>
-          <w:b/>
-          <w:color w:val="4672C4"/>
-          <w:sz w:val="22"/>
-        </w:rPr>
-        <w:t>&gt;&gt; Section4a - Emploi</w:t>
-      </w:r>
-    </w:p>
-    <w:p>
-      <w:pPr>
-        <w:ind w:left="283"/>
-      </w:pPr>
-      <w:r>
-        <w:rPr>
-          <w:sz w:val="20"/>
-        </w:rPr>
-        <w:t>- Avertissement! DJILANE DIOUF n'a consacré aucune heure pour aucun des travaux du ménage, prière de regarder les réponses prises dans les questions (s04q01 s04q02 s04q03 s04q04 s04q05 s04q06 s04q07 s04q08).</w:t>
-      </w:r>
-    </w:p>
-    <w:p>
-      <w:r>
-        <w:rPr>
-          <w:b/>
-          <w:color w:val="4672C4"/>
-          <w:sz w:val="22"/>
-        </w:rPr>
         <w:t>&gt;&gt; Section7b - Consommation alimentaire - 7 jours</w:t>
       </w:r>
     </w:p>
@@ -5992,7 +5716,7 @@
         <w:rPr>
           <w:sz w:val="20"/>
         </w:rPr>
-        <w:t>- Incohérence!! Dans ce ménage, chaque individus consomme par jour 50.6125 Kg  de cereale; Prière de revoir les quantités prises de ces produits.</w:t>
+        <w:t>- Incohérence!! Dans ce ménage, chaque individus consomme par jour 93.23214 Kg  de cereale; Prière de revoir les quantités prises de ces produits.</w:t>
       </w:r>
     </w:p>
     <w:p>
@@ -6013,30 +5737,7 @@
         <w:rPr>
           <w:sz w:val="20"/>
         </w:rPr>
-        <w:t xml:space="preserve">- La dépense en alimentation pour Magal  ne peut être 0. Veuillez s'il vous plaît revoir ce montant. </w:t>
-        <w:br/>
-        <w:t>- La dépense en alimentation pour Tabaski 2025  ne peut être 0. Veuillez s'il vous plaît revoir ce montant.</w:t>
-      </w:r>
-    </w:p>
-    <w:p>
-      <w:r>
-        <w:rPr>
-          <w:b/>
-          <w:color w:val="4672C4"/>
-          <w:sz w:val="22"/>
-        </w:rPr>
-        <w:t>&gt;&gt; Section10b - caracteristiques entreprise non agricole</w:t>
-      </w:r>
-    </w:p>
-    <w:p>
-      <w:pPr>
-        <w:ind w:left="283"/>
-      </w:pPr>
-      <w:r>
-        <w:rPr>
-          <w:sz w:val="20"/>
-        </w:rPr>
-        <w:t>- Le montant dépensé de l'entreprise vente de produits alimentaires en achat de matières premières pour les produits vendus au cours des 30 derniers jours ou durant le dernier mois où l'entreprise a fonctionné ne peut pas être supéreur aux montants obtenus sur la vente de produits transformés par l'entreprise au cours de cette même période où l'entreprise a fonctionné (s10q49 &gt; s10q48), prière de corriger. L'entreprise vente de produits alimentaires a depensé en achat de matières premières pour les produits vendus (s10q49 different de 0) mais dit n'avoir réçu aucune somme sur la vente de produits transformés (s10q48 est égal à 0), prière de fournir de l'effort pour estimer le montant obtenu sur la vente vente de produits transformés.</w:t>
+        <w:t>- La dépense en alimentation pour Magal  ne peut être 0. Veuillez s'il vous plaît revoir ce montant.</w:t>
       </w:r>
     </w:p>
     <w:p>
@@ -6489,7 +6190,7 @@
         <w:rPr>
           <w:sz w:val="20"/>
         </w:rPr>
-        <w:t>- Attention ! Le prix unitaire d'achat (150 Fcfa) de Concentré de tomate en Sachets industriel (Moyen) est relativement élevé par rapport aux autres prix observés dans cette zone. Prière de corriger ou de confirmer avec le QG. Avertissement!!! Le ménage a consommé 10 Pièce Petit de Caramel, bonbons, confiseries, etc., cette quantité semble anormale pour une consommation des 7 derniers jours.Prière de corriger ou de confirmer avec le QG. Avertissement!!! Le ménage a consommé 5 Paquet Petit de Thé en sachet, cette quantité semble anormale pour une consommation des 7 derniers jours.Prière de corriger ou de confirmer avec le QG. Avertissement!! le prix unitaire (150 Fcfa) de Thé en sachet (unité: Paquet) de taille Petit est très faible ou élevé. Prière de corriger ou de confirmer avec le QG. Incohérence!! Dans ce ménage, chaque individus consomme par jour 39.11286 Kg  de cereale; Prière de revoir les quantités prises de ces produits. Incohérence!! Dans ce ménage, chaque individus consomme par jour 39.11286 Kg  de cereale; Prière de revoir les quantités prises de ces produits.</w:t>
+        <w:t>- Attention ! Le prix unitaire d'achat (150 Fcfa) de Concentré de tomate en Sachets industriel (Moyen) est relativement élevé par rapport aux autres prix observés dans cette zone. Prière de corriger ou de confirmer avec le QG. Attention ! Le prix unitaire d'achat (200 Fcfa) de Gombo en poudre en Sachets (Moyen) est relativement élevé par rapport aux autres prix observés dans cette zone. Prière de corriger ou de confirmer avec le QG. Attention ! Le prix unitaire d'achat (300 Fcfa) de Conserves de viande en Boite (Autre que la boite/pot de tomate) (Petit) est relativement faible par rapport aux autres prix observés dans cette zone. Prière de corriger ou de confirmer avec le QG. Avertissement!!! Le ménage a consommé 10 Pièce Petit de Caramel, bonbons, confiseries, etc., cette quantité semble anormale pour une consommation des 7 derniers jours.Prière de corriger ou de confirmer avec le QG. Avertissement!!! Le ménage a consommé 5 Paquet Petit de Thé en sachet, cette quantité semble anormale pour une consommation des 7 derniers jours.Prière de corriger ou de confirmer avec le QG. Avertissement!! le prix unitaire (150 Fcfa) de Thé en sachet (unité: Paquet) de taille Petit est très faible ou élevé. Prière de corriger ou de confirmer avec le QG. Incohérence!! Dans ce ménage, chaque individus consomme par jour 100.7705 Kg  de cereale; Prière de revoir les quantités prises de ces produits. Incohérence!! Dans ce ménage, chaque individus consomme par jour 100.7705 Kg  de cereale; Prière de revoir les quantités prises de ces produits.</w:t>
       </w:r>
     </w:p>
     <w:p>
@@ -6510,7 +6211,7 @@
         <w:rPr>
           <w:sz w:val="20"/>
         </w:rPr>
-        <w:t>- Il est difficile d'avoir un ménage qui n'a effectué aucune des dépenses mentionnées au cours de 7 derniers jours, prière de revoir la section 9B pour ce ménage.</w:t>
+        <w:t>- Peu plausible! le montant de la dépense pour Transport urbain en bus semble faible. Veuillez, s'il vous plaît, confirmer cette information avec le QG ou la corriger.</w:t>
       </w:r>
     </w:p>
     <w:p>
@@ -6576,48 +6277,6 @@
           <w:sz w:val="20"/>
         </w:rPr>
         <w:t>- L'âge du béneficiaire d'argent dans la section 13b (Transfert emis) semble incoherent voir élévé, prière de verifier ou corriger.</w:t>
-      </w:r>
-    </w:p>
-    <w:p>
-      <w:r>
-        <w:rPr>
-          <w:b/>
-          <w:color w:val="4672C4"/>
-          <w:sz w:val="22"/>
-        </w:rPr>
-        <w:t>&gt;&gt; Section14 - Chocs</w:t>
-      </w:r>
-    </w:p>
-    <w:p>
-      <w:pPr>
-        <w:ind w:left="283"/>
-      </w:pPr>
-      <w:r>
-        <w:rPr>
-          <w:sz w:val="20"/>
-        </w:rPr>
-        <w:t>- Avertissement!! Le ménage n'a été négativement affecté par aucun des problèmes donnés dans la section 14. Confirmez vous cette information avec le QG?</w:t>
-      </w:r>
-    </w:p>
-    <w:p>
-      <w:r>
-        <w:rPr>
-          <w:b/>
-          <w:color w:val="4672C4"/>
-          <w:sz w:val="22"/>
-        </w:rPr>
-        <w:t>&gt;&gt; Section15 - Filets sociaux</w:t>
-      </w:r>
-    </w:p>
-    <w:p>
-      <w:pPr>
-        <w:ind w:left="283"/>
-      </w:pPr>
-      <w:r>
-        <w:rPr>
-          <w:sz w:val="20"/>
-        </w:rPr>
-        <w:t>- Avertissement!! Aucun membre dans ce ménage n'a entendu parler d'aucun programme de la section 15, prière de confirmer ce cas avec le QG.</w:t>
       </w:r>
     </w:p>
     <w:p>
@@ -6997,7 +6656,7 @@
         </w:rPr>
         <w:t xml:space="preserve">- Avertissement! Veuillez renseigner par oui ou non toutes les modalités de la question s01q47. </w:t>
         <w:br/>
-        <w:t xml:space="preserve">- Incoherence! Awa DIONGUE dispose d'un téléphone portable à s01q39, donc la raison évoquée ne peut pas être (ne dispose pas d'appareil). </w:t>
+        <w:t xml:space="preserve">-  Avertissement!!!  Awa DIONGUE  ne possède pas le téléphone android, a accès à l'internet , prière de confirmer cette information. </w:t>
         <w:br/>
         <w:t>- Le chef de ménage ou le/la Conjoint ( e ) ( Ndeye yacine GUEYE ) est visiteur, veuillez  corriger cette incoherence (question 1.12 et 1.13) merci.</w:t>
       </w:r>
@@ -7085,38 +6744,9 @@
         <w:rPr>
           <w:sz w:val="20"/>
         </w:rPr>
-        <w:t xml:space="preserve">- Le montant(2000000 FCFA) des frais d'examens médicaux et des soins de Madiakhou Diongue semble trop faible ou élevé, veuillez revoir ce montant. </w:t>
+        <w:t xml:space="preserve">- Le montant(200000 FCFA) des frais d'examens médicaux et des soins de Madiakhou Diongue semble trop faible ou élevé, veuillez revoir ce montant. </w:t>
         <w:br/>
-        <w:t>- Le montant(575000 FCFA) des frais d'examens médicaux et des soins de CHEIKH WADE semble trop faible ou élevé, veuillez revoir ce montant.</w:t>
-      </w:r>
-    </w:p>
-    <w:p>
-      <w:r>
-        <w:rPr>
-          <w:b/>
-          <w:color w:val="4672C4"/>
-          <w:sz w:val="22"/>
-        </w:rPr>
-        <w:t>&gt;&gt; Section4a - Emploi</w:t>
-      </w:r>
-    </w:p>
-    <w:p>
-      <w:pPr>
-        <w:ind w:left="283"/>
-      </w:pPr>
-      <w:r>
-        <w:rPr>
-          <w:sz w:val="20"/>
-        </w:rPr>
-        <w:t xml:space="preserve">- Avertissement! Généralement les jeunes hommes (10 à 25ans) font des travaux ménager soit apprendre les enfants à reviser leurs léçons ou d'autres cours, Abdoulaye NIANG n'a consacré aucune heure pour les travaux cités en s04q01, s04q02, s04q03, s04q04, s04q05, s04q06, s04q07 et s04q08.Prière de regarder pour corriger ou confirmer avec le QG. </w:t>
-        <w:br/>
-        <w:t xml:space="preserve">- Avertissement! Généralement les jeunes hommes (10 à 25ans) font des travaux ménager soit apprendre les enfants à reviser leurs léçons ou d'autres cours, Ibrahima Wade n'a consacré aucune heure pour les travaux cités en s04q01, s04q02, s04q03, s04q04, s04q05, s04q06, s04q07 et s04q08.Prière de regarder pour corriger ou confirmer avec le QG. </w:t>
-        <w:br/>
-        <w:t xml:space="preserve">- Avertissement! Généralement les jeunes hommes (10 à 25ans) font des travaux ménager soit apprendre les enfants à reviser leurs léçons ou d'autres cours, Ousmane WADE n'a consacré aucune heure pour les travaux cités en s04q01, s04q02, s04q03, s04q04, s04q05, s04q06, s04q07 et s04q08.Prière de regarder pour corriger ou confirmer avec le QG. </w:t>
-        <w:br/>
-        <w:t xml:space="preserve">- Avertissement! Généralement les jeunes hommes (10 à 25ans) font des travaux ménager soit apprendre les enfants à reviser leurs léçons ou d'autres cours, serigne Moustapha DIONGUE n'a consacré aucune heure pour les travaux cités en s04q01, s04q02, s04q03, s04q04, s04q05, s04q06, s04q07 et s04q08.Prière de regarder pour corriger ou confirmer avec le QG. </w:t>
-        <w:br/>
-        <w:t>- Avertissement! Nombre d'heure que Siny WADE a consacré à son emploi au cours des 7 derniers jours est trop faible, veuillez revoir s'il vous plait ou confirmer cette information avec QG.</w:t>
+        <w:t>- Le montant(250000 FCFA) des frais d'examens médicaux et des soins de CHEIKH WADE semble trop faible ou élevé, veuillez revoir ce montant.</w:t>
       </w:r>
     </w:p>
     <w:p>
@@ -7139,15 +6769,9 @@
         </w:rPr>
         <w:t xml:space="preserve">- || </w:t>
         <w:br/>
-        <w:t xml:space="preserve">- Attention ! Le nombre de jours que Mansour WADE a travaillés par mois semble être inférieur à 15. Veuillez, s'il vous plaît, confirmer cette information. </w:t>
+        <w:t xml:space="preserve">- Attention! le nombre d'heure que Siny WADE a travaillé par jour semble être inferieur à 4, veuillez s'il vous plait confirmer cette information avec le QG. </w:t>
         <w:br/>
-        <w:t xml:space="preserve">- Attention! le nombre d'heure que Fatou WADE 2 a travaillé par jour semble être inferieur à 4, veuillez s'il vous plait confirmer cette information avec le QG. </w:t>
-        <w:br/>
-        <w:t xml:space="preserve">- Avertissement!!! Badara WADE enquêté dans l'emploi principale n'a pas declaré son salaire prière de fournir plus d'effort pour lui demander son salire, vous pouvez utiliser des stratégies pour faire une estimation ou demander des conseils au QG. Avertissement!!! Badara WADE enquêté dans l'emploi principale n'a pas declaré son revenu prière de fournir plus d'effort pour lui demander son revenu, vous pouvez utiliser des stratégies pour faire une estimation ou demander des conseils au QG. </w:t>
-        <w:br/>
-        <w:t xml:space="preserve">- Incohérence détectée ! Il semble peu probable que Absa SALL occupe un emploi pour l'ETAT/collectivités locales ou dans une entreprise publique/parapublique tout en travaillant moins de  6h par jour. Veuillez, s'il vous plaît, corriger cette information. Incoherence! Absa SALL a comme secteur institutionel Etat/Collectivité locale ou Entreprise Publique/Parapublique et dit n'avoir pas un bulletin de salaire, prière de corriger cette incoherence. </w:t>
-        <w:br/>
-        <w:t>- Nombre d'heures par jour que Siny WADE consacre habituellement à l'emploi est egale à 0 et le Nombre de jours par mois consacré habituellement à l'emploi est différent de 0, veuillez revoir s'il vous plait. Attention! le nombre d'heure que Siny WADE a travaillé par jour semble être inferieur à 4, veuillez s'il vous plait confirmer cette information avec le QG.</w:t>
+        <w:t>- Incohérence détectée ! Il semble peu probable que Absa SALL occupe un emploi pour l'ETAT/collectivités locales ou dans une entreprise publique/parapublique tout en travaillant moins de  6h par jour. Veuillez, s'il vous plaît, corriger cette information.</w:t>
       </w:r>
     </w:p>
     <w:p>
@@ -7168,11 +6792,9 @@
         <w:rPr>
           <w:sz w:val="20"/>
         </w:rPr>
-        <w:t xml:space="preserve">- Attention ! Le nombre de jours que Fatou WADE 2 a travaillés par mois semble être inférieur à 15. Veuillez, s'il vous plaît, confirmer cette information. Avertissement!!! les informations de Fatou WADE 2 sur le nombre de mois, jours ou heures de son emploi secondaire sont superieur a celles de son emploi principal , veuillez corriger ou confirmer aupres du QG. </w:t>
-        <w:br/>
         <w:t xml:space="preserve">- Avertissement!!! les informations de Alssane NDIAW sur le nombre de mois, jours ou heures de son emploi secondaire sont superieur a celles de son emploi principal , veuillez corriger ou confirmer aupres du QG. </w:t>
         <w:br/>
-        <w:t>- Incoherence!!! les informations de Fatou Metou GUEYE sur le nombre de mois, jours et heures de son emploi principal et secondaire sont identiques, veuillez corriger ou confirmer aupres du QG.</w:t>
+        <w:t>- Avertissement!!! les informations de Fatou Metou GUEYE sur le nombre de mois, jours ou heures de son emploi secondaire sont superieur a celles de son emploi principal , veuillez corriger ou confirmer aupres du QG.</w:t>
       </w:r>
     </w:p>
     <w:p>
@@ -7193,28 +6815,7 @@
         <w:rPr>
           <w:sz w:val="20"/>
         </w:rPr>
-        <w:t>- Attention ! Le prix unitaire d'achat (1000 Fcfa) de Citron en Kg (taille unique) est relativement élevé par rapport aux autres prix observés dans cette zone. Prière de corriger ou de confirmer avec le QG. Attention ! Le prix unitaire d'achat (160 Fcfa) de Pain moderne (Baguette) en miche (Moyen) est relativement élevé par rapport aux autres prix observés dans cette zone. Prière de corriger ou de confirmer avec le QG. Attention ! Le prix unitaire d'achat (1600 Fcfa) de Lait en poudre en Kg (taille unique) est relativement faible par rapport aux autres prix observés dans cette zone. Prière de corriger ou de confirmer avec le QG. Attention ! Le prix unitaire d'achat (4000 Fcfa) de Tomate fraîche en Kg (taille unique) est relativement élevé par rapport aux autres prix observés dans cette zone. Prière de corriger ou de confirmer avec le QG. Attention ! Le prix unitaire d'achat (600 Fcfa) de Eau minérale/filtrée en sachet en Sachets industriel (Moyen) est relativement élevé par rapport aux autres prix observés dans cette zone. Prière de corriger ou de confirmer avec le QG. Avertissement!! La quantité (5.86 litre) du produit Huile de soja  consommée  par le ménage semble très élevé, prière de corriger ou confirmer avec le QG. Avertissement!!! Le ménage a consommé 12 Tas Moyen de Capitaine frais, cette quantité semble anormale pour une consommation des 7 derniers jours.Prière de corriger ou de confirmer avec le QG. Avertissement!!! Le ménage a consommé 14 Sachets Moyen de Sucre en morceaux, cette quantité semble anormale pour une consommation des 7 derniers jours.Prière de corriger ou de confirmer avec le QG. Avertissement!!! Le ménage a consommé 38 Sachets Tres petit de Piment séché, cette quantité semble anormale pour une consommation des 7 derniers jours.Prière de corriger ou de confirmer avec le QG. Avertissement!!! Le ménage a consommé 9 Pièce Moyen de Viande de boeuf: Abats et tripes (foie, rognon, etc.), cette quantité semble anormale pour une consommation des 7 derniers jours.Prière de corriger ou de confirmer avec le QG. Avertissement!!!Le ménage a consommé 46 Sachets de Tres petit de Sucre en poudre   ce qui semble incoherent pour une consommation aucours des 7 derniers jours, prière de verifier et corriger. Avertissement!!! Le ménage a consommé 46 Sachets Tres petit de Sucre en poudre , cette quantité semble anormale pour une consommation des 7 derniers jours.Prière de corriger ou de confirmer avec le QG. Incohérence!! Dans ce ménage, chaque individus consomme par jour 8.227033 Kg  de cereale; Prière de revoir les quantités prises de ces produits. Incohérence!! Dans ce ménage, chaque individus consomme par jour 8.227033 Kg  de cereale; Prière de revoir les quantités prises de ces produits.</w:t>
-      </w:r>
-    </w:p>
-    <w:p>
-      <w:r>
-        <w:rPr>
-          <w:b/>
-          <w:color w:val="4672C4"/>
-          <w:sz w:val="22"/>
-        </w:rPr>
-        <w:t>&gt;&gt; Section9a - Depenses de fetes et ceremonies</w:t>
-      </w:r>
-    </w:p>
-    <w:p>
-      <w:pPr>
-        <w:ind w:left="283"/>
-      </w:pPr>
-      <w:r>
-        <w:rPr>
-          <w:sz w:val="20"/>
-        </w:rPr>
-        <w:t>- La somme des dépenses pour Tabaski 2025  de ce ménage semble  élevé, merci de regarder les montant pris dans les questions s09Aq03 s09Aq04 s09Aq05 s09Aq06 s09Aq07 et corriger ou confirmer ces montants avec le QG.</w:t>
+        <w:t>- Attention ! Le prix unitaire d'achat (1000 Fcfa) de Citron en Kg (taille unique) est relativement élevé par rapport aux autres prix observés dans cette zone. Prière de corriger ou de confirmer avec le QG. Attention ! Le prix unitaire d'achat (160 Fcfa) de Pain moderne (Baguette) en miche (Moyen) est relativement élevé par rapport aux autres prix observés dans cette zone. Prière de corriger ou de confirmer avec le QG. Attention ! Le prix unitaire d'achat (1600 Fcfa) de Lait en poudre en Kg (taille unique) est relativement faible par rapport aux autres prix observés dans cette zone. Prière de corriger ou de confirmer avec le QG. Attention ! Le prix unitaire d'achat (166.6667 Fcfa) de Autres condiments (persil, céléri, etc.) en Sachets (Moyen) est relativement élevé par rapport aux autres prix observés dans cette zone. Prière de corriger ou de confirmer avec le QG. Attention ! Le prix unitaire d'achat (250 Fcfa) de Feuilles de  Haricot en Sachets (Moyen) est relativement élevé par rapport aux autres prix observés dans cette zone. Prière de corriger ou de confirmer avec le QG. Attention ! Le prix unitaire d'achat (4000 Fcfa) de Tomate fraîche en Kg (taille unique) est relativement élevé par rapport aux autres prix observés dans cette zone. Prière de corriger ou de confirmer avec le QG. Attention ! Le prix unitaire d'achat (600 Fcfa) de Eau minérale/filtrée en sachet en Sachets industriel (Petit) est relativement élevé par rapport aux autres prix observés dans cette zone. Prière de corriger ou de confirmer avec le QG. Avertissement!! La quantité (5.86 litre) du produit Huile de soja  consommée  par le ménage semble très élevé, prière de corriger ou confirmer avec le QG. Avertissement!!! Le ménage a consommé 12 Tas Moyen de Capitaine frais, cette quantité semble anormale pour une consommation des 7 derniers jours.Prière de corriger ou de confirmer avec le QG. Avertissement!!! Le ménage a consommé 14 Sachets Moyen de Sucre en morceaux, cette quantité semble anormale pour une consommation des 7 derniers jours.Prière de corriger ou de confirmer avec le QG. Avertissement!!! Le ménage a consommé 38 Sachets Moyen de Piment séché, cette quantité semble anormale pour une consommation des 7 derniers jours.Prière de corriger ou de confirmer avec le QG. Avertissement!!! Le ménage a consommé 9 Pièce Moyen de Viande de boeuf: Abats et tripes (foie, rognon, etc.), cette quantité semble anormale pour une consommation des 7 derniers jours.Prière de corriger ou de confirmer avec le QG. Avertissement!!!Le ménage a consommé 46 Sachets de Moyen de Sucre en poudre   ce qui semble incoherent pour une consommation aucours des 7 derniers jours, prière de verifier et corriger. Avertissement!!! Le ménage a consommé 46 Sachets Moyen de Sucre en poudre , cette quantité semble anormale pour une consommation des 7 derniers jours.Prière de corriger ou de confirmer avec le QG. Incohérence!! Dans ce ménage, chaque individus consomme par jour 14.65868 Kg  de cereale; Prière de revoir les quantités prises de ces produits. Incohérence!! Dans ce ménage, chaque individus consomme par jour 14.65868 Kg  de cereale; Prière de revoir les quantités prises de ces produits.</w:t>
       </w:r>
     </w:p>
     <w:p>
@@ -7237,9 +6838,7 @@
         </w:rPr>
         <w:t xml:space="preserve">- L'entreprise salon de coiffure pour homme existe dit n'avoir pas fait la revente de marchandises achetées et revendues en état, aussi le montant obtenus sur la vente de produits transformés par l'entreprise  n'a reçu aucune somme sur les reventes (s10q46=0 &amp; s10q48=0 &amp; s10q50=0); alors s'agit-il de quelle entreprise ? </w:t>
         <w:br/>
-        <w:t xml:space="preserve">- Le montant dépensé de L'entreprise fabrication de bijoux pour l'achat de ces marchandises revendues en état, sans transformation ne peut être supérieur aux montants obtenus sur la revente de marchandises achetées et revendues en état au cours des 30 derniers jours ou durant le dernier mois où l'entreprise a fonctionné (s10q47 &gt; s10q46), prière de corriger. Incohérence! L'entreprise fabrication de bijoux a depensé pour l'achat des marchandises revendues en état (s10q47 different de 0) mais dit n'avoir réçu aucune somme sur la revente de ces marchandises achetées et revendues en état (s10q46 est égal à 0), prière de fournir d'effort pour estimer le montant obtenu sur la revente de ces marchandises achetées et revendues en état. </w:t>
-        <w:br/>
-        <w:t>- Le montant dépensé de l'entreprise elle vend des savons et omo en achat de matières premières pour les produits vendus au cours des 30 derniers jours ou durant le dernier mois où l'entreprise a fonctionné ne peut pas être supéreur aux montants obtenus sur la vente de produits transformés par l'entreprise au cours de cette même période où l'entreprise a fonctionné (s10q49 &gt; s10q48), prière de corriger. L'entreprise elle vend des savons et omo a depensé en achat de matières premières pour les produits vendus (s10q49 different de 0) mais dit n'avoir réçu aucune somme sur la vente de produits transformés (s10q48 est égal à 0), prière de fournir de l'effort pour estimer le montant obtenu sur la vente vente de produits transformés. L'entreprise elle vend des savons et omo est généralement une entreprise commerciale ou de service dont elle ne depense pas en achat de matières premières.Elle ne transforme pas de produit donc ne peut pas obtenir un montant sur la vente des produits transformés (10.48 ou 10.49). Prière de mettre 0 pour ces questions si elles ne font pas de transformation.</w:t>
+        <w:t>- L'entreprise transformation de jus est généralement une entreprise commerciale ou de service dont elle ne depense pas en achat de matières premières.Elle ne transforme pas de produit donc ne peut pas obtenir un montant sur la vente des produits transformés (10.48 ou 10.49). Prière de mettre 0 pour ces questions si elles ne font pas de transformation. Le noms de l'entreprise transformation de jus 2 ne doit pas contenir de chiffre et doit être bien renseigné, prière de bien renseigné .</w:t>
       </w:r>
     </w:p>
     <w:p>
@@ -7260,9 +6859,7 @@
         <w:rPr>
           <w:sz w:val="20"/>
         </w:rPr>
-        <w:t xml:space="preserve">- Attention ! Matelas simple a été achété à 175000 Fcfa est relativement élevé par rapport aux autres prix d'achat observés dans cette zone. Prière de corriger ou de confirmer avec le QG. </w:t>
-        <w:br/>
-        <w:t>- Le nombre d'article ( Téléphone portable)  dans ce ménages est élevé (19), prière de corriger ou confirmer avec le QG.</w:t>
+        <w:t>- Le nombre d'article ( Téléphone portable)  dans ce ménages est élevé (17), prière de corriger ou confirmer avec le QG.</w:t>
       </w:r>
     </w:p>
     <w:p>
@@ -7293,7 +6890,7 @@
           <w:color w:val="4672C4"/>
           <w:sz w:val="22"/>
         </w:rPr>
-        <w:t>&gt;&gt; Section17 - Elevage</w:t>
+        <w:t>&gt;&gt; Section19 - Equipements agricoles</w:t>
       </w:r>
     </w:p>
     <w:p>
@@ -7304,7 +6901,7 @@
         <w:rPr>
           <w:sz w:val="20"/>
         </w:rPr>
-        <w:t>- Attention ! Le ménage a acheté 7 Ovins (Moutons) à 1050000 donc un prix unitaire d'achat (150000 Fcfa) qui  est relativement elevé par rapport aux autres prix observés dans cette zone. Prière de corriger ou de confirmer avec le QG.</w:t>
+        <w:t>- Attention ! Abreuvoir / Mangeoire a été revendu à 9500 Fcfa qui est relativement élevé par rapport aux autres prix de revente observés dans cette zone. Prière de corriger ou de confirmer avec le QG.</w:t>
       </w:r>
     </w:p>
     <w:p>
